--- a/Documentation of the Boron isotope reduction app.docx
+++ b/Documentation of the Boron isotope reduction app.docx
@@ -22,6 +22,190 @@
           <w:szCs w:val="32"/>
         </w:rPr>
         <w:t xml:space="preserve"> Boron isotope reduction app</w:t>
+      </w:r>
+    </w:p>
+    <w:p/>
+    <w:p>
+      <w:pPr>
+        <w:rPr>
+          <w:b/>
+          <w:bCs/>
+        </w:rPr>
+      </w:pPr>
+      <w:proofErr w:type="gramStart"/>
+      <w:r>
+        <w:rPr>
+          <w:b/>
+          <w:bCs/>
+        </w:rPr>
+        <w:t>1</w:t>
+      </w:r>
+      <w:r>
+        <w:rPr>
+          <w:b/>
+          <w:bCs/>
+        </w:rPr>
+        <w:t xml:space="preserve"> </w:t>
+      </w:r>
+      <w:r>
+        <w:rPr>
+          <w:b/>
+          <w:bCs/>
+        </w:rPr>
+        <w:t xml:space="preserve"> Introduction</w:t>
+      </w:r>
+      <w:proofErr w:type="gramEnd"/>
+    </w:p>
+    <w:p>
+      <w:r>
+        <w:t>A brief explanation what the program is for and what it does</w:t>
+      </w:r>
+    </w:p>
+    <w:p/>
+    <w:p>
+      <w:pPr>
+        <w:rPr>
+          <w:b/>
+          <w:bCs/>
+        </w:rPr>
+      </w:pPr>
+      <w:proofErr w:type="gramStart"/>
+      <w:r>
+        <w:rPr>
+          <w:b/>
+          <w:bCs/>
+        </w:rPr>
+        <w:t xml:space="preserve">2  </w:t>
+      </w:r>
+      <w:r>
+        <w:rPr>
+          <w:b/>
+          <w:bCs/>
+        </w:rPr>
+        <w:t>Input</w:t>
+      </w:r>
+      <w:proofErr w:type="gramEnd"/>
+      <w:r>
+        <w:rPr>
+          <w:b/>
+          <w:bCs/>
+        </w:rPr>
+        <w:t xml:space="preserve"> </w:t>
+      </w:r>
+      <w:r>
+        <w:rPr>
+          <w:b/>
+          <w:bCs/>
+        </w:rPr>
+        <w:t>File Requirements</w:t>
+      </w:r>
+    </w:p>
+    <w:p>
+      <w:r>
+        <w:t xml:space="preserve">A </w:t>
+      </w:r>
+      <w:proofErr w:type="gramStart"/>
+      <w:r>
+        <w:t>brief descriptions</w:t>
+      </w:r>
+      <w:proofErr w:type="gramEnd"/>
+      <w:r>
+        <w:t xml:space="preserve"> how the input file should look like, how data files should be labelled, etc. Screenshots would be helpful, and we should have a demo dataset in the repo</w:t>
+      </w:r>
+    </w:p>
+    <w:p/>
+    <w:p>
+      <w:pPr>
+        <w:pStyle w:val="ListParagraph"/>
+        <w:numPr>
+          <w:ilvl w:val="0"/>
+          <w:numId w:val="4"/>
+        </w:numPr>
+        <w:ind w:left="426" w:hanging="426"/>
+        <w:rPr>
+          <w:b/>
+          <w:bCs/>
+        </w:rPr>
+      </w:pPr>
+      <w:r>
+        <w:rPr>
+          <w:b/>
+          <w:bCs/>
+        </w:rPr>
+        <w:t>Description of the Python Code</w:t>
+      </w:r>
+    </w:p>
+    <w:p>
+      <w:pPr>
+        <w:pStyle w:val="ListParagraph"/>
+        <w:numPr>
+          <w:ilvl w:val="0"/>
+          <w:numId w:val="1"/>
+        </w:numPr>
+        <w:ind w:left="426" w:hanging="142"/>
+      </w:pPr>
+      <w:r>
+        <w:t>Explain the individual function</w:t>
+      </w:r>
+    </w:p>
+    <w:p>
+      <w:pPr>
+        <w:ind w:left="426" w:hanging="142"/>
+      </w:pPr>
+      <w:r>
+        <w:t xml:space="preserve">-&gt; </w:t>
+      </w:r>
+      <w:r>
+        <w:t>Include h</w:t>
+      </w:r>
+      <w:r>
+        <w:t>ere</w:t>
+      </w:r>
+      <w:r>
+        <w:t xml:space="preserve"> explanations of what the functions do to the data, e.g., why the regression, why higher orders: or – why the subtraction of the backgrounds, what two backgrounds exist: the ‘normal’ one, and one from an unknown source</w:t>
+      </w:r>
+    </w:p>
+    <w:p>
+      <w:pPr>
+        <w:pStyle w:val="ListParagraph"/>
+        <w:numPr>
+          <w:ilvl w:val="0"/>
+          <w:numId w:val="1"/>
+        </w:numPr>
+        <w:ind w:left="426" w:hanging="142"/>
+      </w:pPr>
+      <w:r>
+        <w:t>Explain the main body of the code</w:t>
+      </w:r>
+    </w:p>
+    <w:p/>
+    <w:p>
+      <w:pPr>
+        <w:rPr>
+          <w:b/>
+          <w:bCs/>
+        </w:rPr>
+      </w:pPr>
+      <w:proofErr w:type="gramStart"/>
+      <w:r>
+        <w:rPr>
+          <w:b/>
+          <w:bCs/>
+        </w:rPr>
+        <w:t>4  Explain</w:t>
+      </w:r>
+      <w:proofErr w:type="gramEnd"/>
+      <w:r>
+        <w:rPr>
+          <w:b/>
+          <w:bCs/>
+        </w:rPr>
+        <w:t xml:space="preserve"> the Output</w:t>
+      </w:r>
+    </w:p>
+    <w:p>
+      <w:r>
+        <w:t>What exactly is the output, likely best with screen shots.</w:t>
       </w:r>
     </w:p>
     <w:p/>
@@ -63,6 +247,427 @@
     </w:sectPr>
   </w:body>
 </w:document>
+</file>
+
+<file path=word/numbering.xml><?xml version="1.0" encoding="utf-8"?>
+<w:numbering xmlns:wpc="http://schemas.microsoft.com/office/word/2010/wordprocessingCanvas" xmlns:cx="http://schemas.microsoft.com/office/drawing/2014/chartex" xmlns:cx1="http://schemas.microsoft.com/office/drawing/2015/9/8/chartex" xmlns:cx2="http://schemas.microsoft.com/office/drawing/2015/10/21/chartex" xmlns:cx3="http://schemas.microsoft.com/office/drawing/2016/5/9/chartex" xmlns:cx4="http://schemas.microsoft.com/office/drawing/2016/5/10/chartex" xmlns:cx5="http://schemas.microsoft.com/office/drawing/2016/5/11/chartex" xmlns:cx6="http://schemas.microsoft.com/office/drawing/2016/5/12/chartex" xmlns:cx7="http://schemas.microsoft.com/office/drawing/2016/5/13/chartex" xmlns:cx8="http://schemas.microsoft.com/office/drawing/2016/5/14/chartex" xmlns:mc="http://schemas.openxmlformats.org/markup-compatibility/2006" xmlns:aink="http://schemas.microsoft.com/office/drawing/2016/ink" xmlns:am3d="http://schemas.microsoft.com/office/drawing/2017/model3d" xmlns:o="urn:schemas-microsoft-com:office:office" xmlns:oel="http://schemas.microsoft.com/office/2019/extlst" xmlns:r="http://schemas.openxmlformats.org/officeDocument/2006/relationships" xmlns:m="http://schemas.openxmlformats.org/officeDocument/2006/math" xmlns:v="urn:schemas-microsoft-com:vml" xmlns:wp14="http://schemas.microsoft.com/office/word/2010/wordprocessingDrawing" xmlns:wp="http://schemas.openxmlformats.org/drawingml/2006/wordprocessingDrawing" xmlns:w10="urn:schemas-microsoft-com:office:word" xmlns:w="http://schemas.openxmlformats.org/wordprocessingml/2006/main" xmlns:w14="http://schemas.microsoft.com/office/word/2010/wordml" xmlns:w15="http://schemas.microsoft.com/office/word/2012/wordml" xmlns:w16cex="http://schemas.microsoft.com/office/word/2018/wordml/cex" xmlns:w16cid="http://schemas.microsoft.com/office/word/2016/wordml/cid" xmlns:w16="http://schemas.microsoft.com/office/word/2018/wordml" xmlns:w16sdtdh="http://schemas.microsoft.com/office/word/2020/wordml/sdtdatahash" xmlns:w16se="http://schemas.microsoft.com/office/word/2015/wordml/symex" xmlns:wpg="http://schemas.microsoft.com/office/word/2010/wordprocessingGroup" xmlns:wpi="http://schemas.microsoft.com/office/word/2010/wordprocessingInk" xmlns:wne="http://schemas.microsoft.com/office/word/2006/wordml" xmlns:wps="http://schemas.microsoft.com/office/word/2010/wordprocessingShape" mc:Ignorable="w14 w15 w16se w16cid w16 w16cex w16sdtdh wp14">
+  <w:abstractNum w:abstractNumId="0" w15:restartNumberingAfterBreak="0">
+    <w:nsid w:val="0C9275DA"/>
+    <w:multiLevelType w:val="hybridMultilevel"/>
+    <w:tmpl w:val="A3989236"/>
+    <w:lvl w:ilvl="0" w:tplc="56B48840">
+      <w:start w:val="3"/>
+      <w:numFmt w:val="bullet"/>
+      <w:lvlText w:val=""/>
+      <w:lvlJc w:val="left"/>
+      <w:pPr>
+        <w:ind w:left="1080" w:hanging="360"/>
+      </w:pPr>
+      <w:rPr>
+        <w:rFonts w:ascii="Wingdings" w:eastAsiaTheme="minorHAnsi" w:hAnsi="Wingdings" w:cstheme="minorBidi" w:hint="default"/>
+      </w:rPr>
+    </w:lvl>
+    <w:lvl w:ilvl="1" w:tplc="08090003" w:tentative="1">
+      <w:start w:val="1"/>
+      <w:numFmt w:val="bullet"/>
+      <w:lvlText w:val="o"/>
+      <w:lvlJc w:val="left"/>
+      <w:pPr>
+        <w:ind w:left="1800" w:hanging="360"/>
+      </w:pPr>
+      <w:rPr>
+        <w:rFonts w:ascii="Courier New" w:hAnsi="Courier New" w:cs="Courier New" w:hint="default"/>
+      </w:rPr>
+    </w:lvl>
+    <w:lvl w:ilvl="2" w:tplc="08090005" w:tentative="1">
+      <w:start w:val="1"/>
+      <w:numFmt w:val="bullet"/>
+      <w:lvlText w:val=""/>
+      <w:lvlJc w:val="left"/>
+      <w:pPr>
+        <w:ind w:left="2520" w:hanging="360"/>
+      </w:pPr>
+      <w:rPr>
+        <w:rFonts w:ascii="Wingdings" w:hAnsi="Wingdings" w:hint="default"/>
+      </w:rPr>
+    </w:lvl>
+    <w:lvl w:ilvl="3" w:tplc="08090001" w:tentative="1">
+      <w:start w:val="1"/>
+      <w:numFmt w:val="bullet"/>
+      <w:lvlText w:val=""/>
+      <w:lvlJc w:val="left"/>
+      <w:pPr>
+        <w:ind w:left="3240" w:hanging="360"/>
+      </w:pPr>
+      <w:rPr>
+        <w:rFonts w:ascii="Symbol" w:hAnsi="Symbol" w:hint="default"/>
+      </w:rPr>
+    </w:lvl>
+    <w:lvl w:ilvl="4" w:tplc="08090003" w:tentative="1">
+      <w:start w:val="1"/>
+      <w:numFmt w:val="bullet"/>
+      <w:lvlText w:val="o"/>
+      <w:lvlJc w:val="left"/>
+      <w:pPr>
+        <w:ind w:left="3960" w:hanging="360"/>
+      </w:pPr>
+      <w:rPr>
+        <w:rFonts w:ascii="Courier New" w:hAnsi="Courier New" w:cs="Courier New" w:hint="default"/>
+      </w:rPr>
+    </w:lvl>
+    <w:lvl w:ilvl="5" w:tplc="08090005" w:tentative="1">
+      <w:start w:val="1"/>
+      <w:numFmt w:val="bullet"/>
+      <w:lvlText w:val=""/>
+      <w:lvlJc w:val="left"/>
+      <w:pPr>
+        <w:ind w:left="4680" w:hanging="360"/>
+      </w:pPr>
+      <w:rPr>
+        <w:rFonts w:ascii="Wingdings" w:hAnsi="Wingdings" w:hint="default"/>
+      </w:rPr>
+    </w:lvl>
+    <w:lvl w:ilvl="6" w:tplc="08090001" w:tentative="1">
+      <w:start w:val="1"/>
+      <w:numFmt w:val="bullet"/>
+      <w:lvlText w:val=""/>
+      <w:lvlJc w:val="left"/>
+      <w:pPr>
+        <w:ind w:left="5400" w:hanging="360"/>
+      </w:pPr>
+      <w:rPr>
+        <w:rFonts w:ascii="Symbol" w:hAnsi="Symbol" w:hint="default"/>
+      </w:rPr>
+    </w:lvl>
+    <w:lvl w:ilvl="7" w:tplc="08090003" w:tentative="1">
+      <w:start w:val="1"/>
+      <w:numFmt w:val="bullet"/>
+      <w:lvlText w:val="o"/>
+      <w:lvlJc w:val="left"/>
+      <w:pPr>
+        <w:ind w:left="6120" w:hanging="360"/>
+      </w:pPr>
+      <w:rPr>
+        <w:rFonts w:ascii="Courier New" w:hAnsi="Courier New" w:cs="Courier New" w:hint="default"/>
+      </w:rPr>
+    </w:lvl>
+    <w:lvl w:ilvl="8" w:tplc="08090005" w:tentative="1">
+      <w:start w:val="1"/>
+      <w:numFmt w:val="bullet"/>
+      <w:lvlText w:val=""/>
+      <w:lvlJc w:val="left"/>
+      <w:pPr>
+        <w:ind w:left="6840" w:hanging="360"/>
+      </w:pPr>
+      <w:rPr>
+        <w:rFonts w:ascii="Wingdings" w:hAnsi="Wingdings" w:hint="default"/>
+      </w:rPr>
+    </w:lvl>
+  </w:abstractNum>
+  <w:abstractNum w:abstractNumId="1" w15:restartNumberingAfterBreak="0">
+    <w:nsid w:val="20A934D6"/>
+    <w:multiLevelType w:val="hybridMultilevel"/>
+    <w:tmpl w:val="780AACA2"/>
+    <w:lvl w:ilvl="0" w:tplc="F08A8B1E">
+      <w:start w:val="3"/>
+      <w:numFmt w:val="bullet"/>
+      <w:lvlText w:val="-"/>
+      <w:lvlJc w:val="left"/>
+      <w:pPr>
+        <w:ind w:left="1080" w:hanging="360"/>
+      </w:pPr>
+      <w:rPr>
+        <w:rFonts w:ascii="Calibri" w:eastAsiaTheme="minorHAnsi" w:hAnsi="Calibri" w:cs="Calibri" w:hint="default"/>
+      </w:rPr>
+    </w:lvl>
+    <w:lvl w:ilvl="1" w:tplc="08090003" w:tentative="1">
+      <w:start w:val="1"/>
+      <w:numFmt w:val="bullet"/>
+      <w:lvlText w:val="o"/>
+      <w:lvlJc w:val="left"/>
+      <w:pPr>
+        <w:ind w:left="1800" w:hanging="360"/>
+      </w:pPr>
+      <w:rPr>
+        <w:rFonts w:ascii="Courier New" w:hAnsi="Courier New" w:cs="Courier New" w:hint="default"/>
+      </w:rPr>
+    </w:lvl>
+    <w:lvl w:ilvl="2" w:tplc="08090005" w:tentative="1">
+      <w:start w:val="1"/>
+      <w:numFmt w:val="bullet"/>
+      <w:lvlText w:val=""/>
+      <w:lvlJc w:val="left"/>
+      <w:pPr>
+        <w:ind w:left="2520" w:hanging="360"/>
+      </w:pPr>
+      <w:rPr>
+        <w:rFonts w:ascii="Wingdings" w:hAnsi="Wingdings" w:hint="default"/>
+      </w:rPr>
+    </w:lvl>
+    <w:lvl w:ilvl="3" w:tplc="08090001" w:tentative="1">
+      <w:start w:val="1"/>
+      <w:numFmt w:val="bullet"/>
+      <w:lvlText w:val=""/>
+      <w:lvlJc w:val="left"/>
+      <w:pPr>
+        <w:ind w:left="3240" w:hanging="360"/>
+      </w:pPr>
+      <w:rPr>
+        <w:rFonts w:ascii="Symbol" w:hAnsi="Symbol" w:hint="default"/>
+      </w:rPr>
+    </w:lvl>
+    <w:lvl w:ilvl="4" w:tplc="08090003" w:tentative="1">
+      <w:start w:val="1"/>
+      <w:numFmt w:val="bullet"/>
+      <w:lvlText w:val="o"/>
+      <w:lvlJc w:val="left"/>
+      <w:pPr>
+        <w:ind w:left="3960" w:hanging="360"/>
+      </w:pPr>
+      <w:rPr>
+        <w:rFonts w:ascii="Courier New" w:hAnsi="Courier New" w:cs="Courier New" w:hint="default"/>
+      </w:rPr>
+    </w:lvl>
+    <w:lvl w:ilvl="5" w:tplc="08090005" w:tentative="1">
+      <w:start w:val="1"/>
+      <w:numFmt w:val="bullet"/>
+      <w:lvlText w:val=""/>
+      <w:lvlJc w:val="left"/>
+      <w:pPr>
+        <w:ind w:left="4680" w:hanging="360"/>
+      </w:pPr>
+      <w:rPr>
+        <w:rFonts w:ascii="Wingdings" w:hAnsi="Wingdings" w:hint="default"/>
+      </w:rPr>
+    </w:lvl>
+    <w:lvl w:ilvl="6" w:tplc="08090001" w:tentative="1">
+      <w:start w:val="1"/>
+      <w:numFmt w:val="bullet"/>
+      <w:lvlText w:val=""/>
+      <w:lvlJc w:val="left"/>
+      <w:pPr>
+        <w:ind w:left="5400" w:hanging="360"/>
+      </w:pPr>
+      <w:rPr>
+        <w:rFonts w:ascii="Symbol" w:hAnsi="Symbol" w:hint="default"/>
+      </w:rPr>
+    </w:lvl>
+    <w:lvl w:ilvl="7" w:tplc="08090003" w:tentative="1">
+      <w:start w:val="1"/>
+      <w:numFmt w:val="bullet"/>
+      <w:lvlText w:val="o"/>
+      <w:lvlJc w:val="left"/>
+      <w:pPr>
+        <w:ind w:left="6120" w:hanging="360"/>
+      </w:pPr>
+      <w:rPr>
+        <w:rFonts w:ascii="Courier New" w:hAnsi="Courier New" w:cs="Courier New" w:hint="default"/>
+      </w:rPr>
+    </w:lvl>
+    <w:lvl w:ilvl="8" w:tplc="08090005" w:tentative="1">
+      <w:start w:val="1"/>
+      <w:numFmt w:val="bullet"/>
+      <w:lvlText w:val=""/>
+      <w:lvlJc w:val="left"/>
+      <w:pPr>
+        <w:ind w:left="6840" w:hanging="360"/>
+      </w:pPr>
+      <w:rPr>
+        <w:rFonts w:ascii="Wingdings" w:hAnsi="Wingdings" w:hint="default"/>
+      </w:rPr>
+    </w:lvl>
+  </w:abstractNum>
+  <w:abstractNum w:abstractNumId="2" w15:restartNumberingAfterBreak="0">
+    <w:nsid w:val="321C1265"/>
+    <w:multiLevelType w:val="hybridMultilevel"/>
+    <w:tmpl w:val="94A4CEE2"/>
+    <w:lvl w:ilvl="0" w:tplc="85745754">
+      <w:start w:val="3"/>
+      <w:numFmt w:val="decimal"/>
+      <w:lvlText w:val="%1"/>
+      <w:lvlJc w:val="left"/>
+      <w:pPr>
+        <w:ind w:left="720" w:hanging="360"/>
+      </w:pPr>
+      <w:rPr>
+        <w:rFonts w:hint="default"/>
+      </w:rPr>
+    </w:lvl>
+    <w:lvl w:ilvl="1" w:tplc="08090019" w:tentative="1">
+      <w:start w:val="1"/>
+      <w:numFmt w:val="lowerLetter"/>
+      <w:lvlText w:val="%2."/>
+      <w:lvlJc w:val="left"/>
+      <w:pPr>
+        <w:ind w:left="1440" w:hanging="360"/>
+      </w:pPr>
+    </w:lvl>
+    <w:lvl w:ilvl="2" w:tplc="0809001B" w:tentative="1">
+      <w:start w:val="1"/>
+      <w:numFmt w:val="lowerRoman"/>
+      <w:lvlText w:val="%3."/>
+      <w:lvlJc w:val="right"/>
+      <w:pPr>
+        <w:ind w:left="2160" w:hanging="180"/>
+      </w:pPr>
+    </w:lvl>
+    <w:lvl w:ilvl="3" w:tplc="0809000F" w:tentative="1">
+      <w:start w:val="1"/>
+      <w:numFmt w:val="decimal"/>
+      <w:lvlText w:val="%4."/>
+      <w:lvlJc w:val="left"/>
+      <w:pPr>
+        <w:ind w:left="2880" w:hanging="360"/>
+      </w:pPr>
+    </w:lvl>
+    <w:lvl w:ilvl="4" w:tplc="08090019" w:tentative="1">
+      <w:start w:val="1"/>
+      <w:numFmt w:val="lowerLetter"/>
+      <w:lvlText w:val="%5."/>
+      <w:lvlJc w:val="left"/>
+      <w:pPr>
+        <w:ind w:left="3600" w:hanging="360"/>
+      </w:pPr>
+    </w:lvl>
+    <w:lvl w:ilvl="5" w:tplc="0809001B" w:tentative="1">
+      <w:start w:val="1"/>
+      <w:numFmt w:val="lowerRoman"/>
+      <w:lvlText w:val="%6."/>
+      <w:lvlJc w:val="right"/>
+      <w:pPr>
+        <w:ind w:left="4320" w:hanging="180"/>
+      </w:pPr>
+    </w:lvl>
+    <w:lvl w:ilvl="6" w:tplc="0809000F" w:tentative="1">
+      <w:start w:val="1"/>
+      <w:numFmt w:val="decimal"/>
+      <w:lvlText w:val="%7."/>
+      <w:lvlJc w:val="left"/>
+      <w:pPr>
+        <w:ind w:left="5040" w:hanging="360"/>
+      </w:pPr>
+    </w:lvl>
+    <w:lvl w:ilvl="7" w:tplc="08090019" w:tentative="1">
+      <w:start w:val="1"/>
+      <w:numFmt w:val="lowerLetter"/>
+      <w:lvlText w:val="%8."/>
+      <w:lvlJc w:val="left"/>
+      <w:pPr>
+        <w:ind w:left="5760" w:hanging="360"/>
+      </w:pPr>
+    </w:lvl>
+    <w:lvl w:ilvl="8" w:tplc="0809001B" w:tentative="1">
+      <w:start w:val="1"/>
+      <w:numFmt w:val="lowerRoman"/>
+      <w:lvlText w:val="%9."/>
+      <w:lvlJc w:val="right"/>
+      <w:pPr>
+        <w:ind w:left="6480" w:hanging="180"/>
+      </w:pPr>
+    </w:lvl>
+  </w:abstractNum>
+  <w:abstractNum w:abstractNumId="3" w15:restartNumberingAfterBreak="0">
+    <w:nsid w:val="34027F06"/>
+    <w:multiLevelType w:val="hybridMultilevel"/>
+    <w:tmpl w:val="BC6CFC32"/>
+    <w:lvl w:ilvl="0" w:tplc="08090019">
+      <w:start w:val="1"/>
+      <w:numFmt w:val="lowerLetter"/>
+      <w:lvlText w:val="%1."/>
+      <w:lvlJc w:val="left"/>
+      <w:pPr>
+        <w:ind w:left="720" w:hanging="360"/>
+      </w:pPr>
+      <w:rPr>
+        <w:rFonts w:hint="default"/>
+      </w:rPr>
+    </w:lvl>
+    <w:lvl w:ilvl="1" w:tplc="08090019">
+      <w:start w:val="1"/>
+      <w:numFmt w:val="lowerLetter"/>
+      <w:lvlText w:val="%2."/>
+      <w:lvlJc w:val="left"/>
+      <w:pPr>
+        <w:ind w:left="1440" w:hanging="360"/>
+      </w:pPr>
+    </w:lvl>
+    <w:lvl w:ilvl="2" w:tplc="0809001B" w:tentative="1">
+      <w:start w:val="1"/>
+      <w:numFmt w:val="lowerRoman"/>
+      <w:lvlText w:val="%3."/>
+      <w:lvlJc w:val="right"/>
+      <w:pPr>
+        <w:ind w:left="2160" w:hanging="180"/>
+      </w:pPr>
+    </w:lvl>
+    <w:lvl w:ilvl="3" w:tplc="0809000F" w:tentative="1">
+      <w:start w:val="1"/>
+      <w:numFmt w:val="decimal"/>
+      <w:lvlText w:val="%4."/>
+      <w:lvlJc w:val="left"/>
+      <w:pPr>
+        <w:ind w:left="2880" w:hanging="360"/>
+      </w:pPr>
+    </w:lvl>
+    <w:lvl w:ilvl="4" w:tplc="08090019" w:tentative="1">
+      <w:start w:val="1"/>
+      <w:numFmt w:val="lowerLetter"/>
+      <w:lvlText w:val="%5."/>
+      <w:lvlJc w:val="left"/>
+      <w:pPr>
+        <w:ind w:left="3600" w:hanging="360"/>
+      </w:pPr>
+    </w:lvl>
+    <w:lvl w:ilvl="5" w:tplc="0809001B" w:tentative="1">
+      <w:start w:val="1"/>
+      <w:numFmt w:val="lowerRoman"/>
+      <w:lvlText w:val="%6."/>
+      <w:lvlJc w:val="right"/>
+      <w:pPr>
+        <w:ind w:left="4320" w:hanging="180"/>
+      </w:pPr>
+    </w:lvl>
+    <w:lvl w:ilvl="6" w:tplc="0809000F" w:tentative="1">
+      <w:start w:val="1"/>
+      <w:numFmt w:val="decimal"/>
+      <w:lvlText w:val="%7."/>
+      <w:lvlJc w:val="left"/>
+      <w:pPr>
+        <w:ind w:left="5040" w:hanging="360"/>
+      </w:pPr>
+    </w:lvl>
+    <w:lvl w:ilvl="7" w:tplc="08090019" w:tentative="1">
+      <w:start w:val="1"/>
+      <w:numFmt w:val="lowerLetter"/>
+      <w:lvlText w:val="%8."/>
+      <w:lvlJc w:val="left"/>
+      <w:pPr>
+        <w:ind w:left="5760" w:hanging="360"/>
+      </w:pPr>
+    </w:lvl>
+    <w:lvl w:ilvl="8" w:tplc="0809001B" w:tentative="1">
+      <w:start w:val="1"/>
+      <w:numFmt w:val="lowerRoman"/>
+      <w:lvlText w:val="%9."/>
+      <w:lvlJc w:val="right"/>
+      <w:pPr>
+        <w:ind w:left="6480" w:hanging="180"/>
+      </w:pPr>
+    </w:lvl>
+  </w:abstractNum>
+  <w:num w:numId="1" w16cid:durableId="865868206">
+    <w:abstractNumId w:val="3"/>
+  </w:num>
+  <w:num w:numId="2" w16cid:durableId="2126271491">
+    <w:abstractNumId w:val="0"/>
+  </w:num>
+  <w:num w:numId="3" w16cid:durableId="1339428423">
+    <w:abstractNumId w:val="1"/>
+  </w:num>
+  <w:num w:numId="4" w16cid:durableId="1742168889">
+    <w:abstractNumId w:val="2"/>
+  </w:num>
+</w:numbering>
 </file>
 
 <file path=word/styles.xml><?xml version="1.0" encoding="utf-8"?>
@@ -486,6 +1091,17 @@
     <w:semiHidden/>
     <w:unhideWhenUsed/>
   </w:style>
+  <w:style w:type="paragraph" w:styleId="ListParagraph">
+    <w:name w:val="List Paragraph"/>
+    <w:basedOn w:val="Normal"/>
+    <w:uiPriority w:val="34"/>
+    <w:qFormat/>
+    <w:rsid w:val="001C46FF"/>
+    <w:pPr>
+      <w:ind w:left="720"/>
+      <w:contextualSpacing/>
+    </w:pPr>
+  </w:style>
 </w:styles>
 </file>
 
